--- a/observatorio-sjc/docs/04-DoR-Checklist.docx
+++ b/observatorio-sjc/docs/04-DoR-Checklist.docx
@@ -22,7 +22,7 @@
           <w:sz w:val="24"/>
           <w:szCs w:val="24"/>
         </w:rPr>
-        <w:t xml:space="preserve">Modelo reutilizável para todas as sprints — Sprint 1 cumprida em 28/09/2026</w:t>
+        <w:t xml:space="preserve">Modelo reutilizável para todas as sprints — Sprint 1 cumprida em 28/09/2026 · Sprint 2 cumprida em 26/10/2026</w:t>
       </w:r>
     </w:p>
     <w:p>
@@ -42,7 +42,7 @@
           <w:iCs w:val="false"/>
           <w:color w:val="000000"/>
         </w:rPr>
-        <w:t xml:space="preserve">Baseado no Anexo III do Guia de Avaliação API 2025-2. Preencher para cada item de trabalho antes de iniciar a execução. As marcações abaixo refletem o cumprimento na Sprint 1; para a Sprint 2, desmarcar e reavaliar item a item na Sprint Planning.</w:t>
+        <w:t xml:space="preserve">Baseado no Anexo III do Guia de Avaliação API 2025-2. Preencher para cada item de trabalho antes de iniciar a execução. As marcações gerais abaixo valem para as Sprints 1 e 2; a cada nova sprint, desmarcar e reavaliar item a item na Sprint Planning.</w:t>
       </w:r>
     </w:p>
     <w:p>
@@ -228,51 +228,92 @@
         <w:pStyle w:val="Heading2"/>
       </w:pPr>
       <w:r>
-        <w:t xml:space="preserve">Itens a confirmar para a Sprint 2</w:t>
-      </w:r>
-    </w:p>
-    <w:p>
-      <w:pPr>
-        <w:spacing w:after="60"/>
-      </w:pPr>
-      <w:r>
-        <w:rPr>
-          <w:color w:val="000000"/>
-        </w:rPr>
-        <w:t xml:space="preserve">☐ Campo de CEP validado como suficiente para geocodificação (&gt;90% de acerto esperado)</w:t>
-      </w:r>
-    </w:p>
-    <w:p>
-      <w:pPr>
-        <w:spacing w:after="60"/>
-      </w:pPr>
-      <w:r>
-        <w:rPr>
-          <w:color w:val="000000"/>
-        </w:rPr>
-        <w:t xml:space="preserve">☐ Série do PIB dos Municípios (IBGE 2022–2023) filtrada para São José dos Campos e explorada</w:t>
-      </w:r>
-    </w:p>
-    <w:p>
-      <w:pPr>
-        <w:spacing w:after="60"/>
-      </w:pPr>
-      <w:r>
-        <w:rPr>
-          <w:color w:val="000000"/>
-        </w:rPr>
-        <w:t xml:space="preserve">☐ Confirmar se a edição 2022–2023 do PIB dos Municípios traz a abertura por setor de atividade (necessária para a US09)</w:t>
-      </w:r>
-    </w:p>
-    <w:p>
-      <w:pPr>
-        <w:spacing w:after="60"/>
-      </w:pPr>
-      <w:r>
-        <w:rPr>
-          <w:color w:val="000000"/>
-        </w:rPr>
-        <w:t xml:space="preserve">☐ Acesso de todos os membros ao arquivo Power BI compartilhado</w:t>
+        <w:t xml:space="preserve">Itens específicos da Sprint 2 (cumpridos)</w:t>
+      </w:r>
+    </w:p>
+    <w:p>
+      <w:pPr>
+        <w:spacing w:after="60"/>
+      </w:pPr>
+      <w:r>
+        <w:rPr>
+          <w:color w:val="000000"/>
+        </w:rPr>
+        <w:t xml:space="preserve">☑ Campo de CEP validado para geocodificação: 3.677 CEPs processados; 99,99% dos estabelecimentos com região oficial e 78% com ponto no mapa (o restante segue na Sprint 3 — US06)</w:t>
+      </w:r>
+    </w:p>
+    <w:p>
+      <w:pPr>
+        <w:spacing w:after="60"/>
+      </w:pPr>
+      <w:r>
+        <w:rPr>
+          <w:color w:val="000000"/>
+        </w:rPr>
+        <w:t xml:space="preserve">☑ Série do PIB dos Municípios (IBGE 2002–2023) baixada, tratada no Colab e conferida (IBGE_PIB_SJC_Observatorio.xlsx)</w:t>
+      </w:r>
+    </w:p>
+    <w:p>
+      <w:pPr>
+        <w:spacing w:after="60"/>
+      </w:pPr>
+      <w:r>
+        <w:rPr>
+          <w:color w:val="000000"/>
+        </w:rPr>
+        <w:t xml:space="preserve">☑ Acesso de todos os membros ao arquivo Power BI compartilhado (PowerbiATT_Api_Sprint2.pbix)</w:t>
+      </w:r>
+    </w:p>
+    <w:p>
+      <w:pPr>
+        <w:pStyle w:val="Heading2"/>
+      </w:pPr>
+      <w:r>
+        <w:t xml:space="preserve">Itens a confirmar para a Sprint 3</w:t>
+      </w:r>
+    </w:p>
+    <w:p>
+      <w:pPr>
+        <w:spacing w:after="60"/>
+      </w:pPr>
+      <w:r>
+        <w:rPr>
+          <w:color w:val="000000"/>
+        </w:rPr>
+        <w:t xml:space="preserve">☐ Lista oficial de bairros por região (incluindo a Região Norte) ou shapefile das regiões, fornecido pelo cliente</w:t>
+      </w:r>
+    </w:p>
+    <w:p>
+      <w:pPr>
+        <w:spacing w:after="60"/>
+      </w:pPr>
+      <w:r>
+        <w:rPr>
+          <w:color w:val="000000"/>
+        </w:rPr>
+        <w:t xml:space="preserve">☐ Fonte definida com o cliente para a evolução dos setores (US08) e as contratações recentes (US10): RAIS de anos anteriores ou RAIS Vínculos</w:t>
+      </w:r>
+    </w:p>
+    <w:p>
+      <w:pPr>
+        <w:spacing w:after="60"/>
+      </w:pPr>
+      <w:r>
+        <w:rPr>
+          <w:color w:val="000000"/>
+        </w:rPr>
+        <w:t xml:space="preserve">☐ Base única RAIS_SJC_2024_PowerBI.csv importada no painel por todos os membros</w:t>
+      </w:r>
+    </w:p>
+    <w:p>
+      <w:pPr>
+        <w:spacing w:after="60"/>
+      </w:pPr>
+      <w:r>
+        <w:rPr>
+          <w:color w:val="000000"/>
+        </w:rPr>
+        <w:t xml:space="preserve">☐ Resposta do cliente sobre a base identificada (DEC-004) e o indicador 2 de RAIS negativa</w:t>
       </w:r>
     </w:p>
     <w:sectPr>
